--- a/Документация/Содержание_рамка (2).docx
+++ b/Документация/Содержание_рамка (2).docx
@@ -447,6 +447,427 @@
                 <w:sz w:val="28"/>
                 <w:szCs w:val="24"/>
               </w:rPr>
+              <w:t>7</w:t>
+            </w:r>
+          </w:p>
+        </w:tc>
+      </w:tr>
+      <w:tr>
+        <w:tc>
+          <w:tcPr>
+            <w:tcW w:w="9748" w:type="dxa"/>
+            <w:vAlign w:val="bottom"/>
+          </w:tcPr>
+          <w:p>
+            <w:pPr>
+              <w:tabs>
+                <w:tab w:val="left" w:pos="9498"/>
+              </w:tabs>
+              <w:autoSpaceDE w:val="0"/>
+              <w:autoSpaceDN w:val="0"/>
+              <w:adjustRightInd w:val="0"/>
+              <w:spacing w:line="360" w:lineRule="exact"/>
+              <w:ind w:left="426" w:right="-112" w:hanging="426"/>
+              <w:rPr>
+                <w:sz w:val="28"/>
+                <w:szCs w:val="24"/>
+              </w:rPr>
+            </w:pPr>
+            <w:r>
+              <w:rPr>
+                <w:sz w:val="28"/>
+                <w:szCs w:val="24"/>
+              </w:rPr>
+              <w:t>2.1 Гайд по стилю</w:t>
+            </w:r>
+            <w:r>
+              <w:rPr>
+                <w:sz w:val="28"/>
+                <w:szCs w:val="24"/>
+              </w:rPr>
+              <w:t>………………………………………………………….........</w:t>
+            </w:r>
+            <w:r>
+              <w:rPr>
+                <w:sz w:val="28"/>
+                <w:szCs w:val="24"/>
+              </w:rPr>
+              <w:t>.....</w:t>
+            </w:r>
+            <w:r>
+              <w:rPr>
+                <w:sz w:val="28"/>
+                <w:szCs w:val="24"/>
+              </w:rPr>
+              <w:t>...</w:t>
+            </w:r>
+            <w:r>
+              <w:rPr>
+                <w:sz w:val="28"/>
+                <w:szCs w:val="24"/>
+              </w:rPr>
+              <w:t>.</w:t>
+            </w:r>
+          </w:p>
+        </w:tc>
+        <w:tc>
+          <w:tcPr>
+            <w:tcW w:w="992" w:type="dxa"/>
+            <w:vAlign w:val="center"/>
+          </w:tcPr>
+          <w:p>
+            <w:pPr>
+              <w:tabs>
+                <w:tab w:val="left" w:pos="9498"/>
+              </w:tabs>
+              <w:autoSpaceDE w:val="0"/>
+              <w:autoSpaceDN w:val="0"/>
+              <w:adjustRightInd w:val="0"/>
+              <w:spacing w:line="360" w:lineRule="exact"/>
+              <w:ind w:right="283" w:hanging="279"/>
+              <w:jc w:val="center"/>
+              <w:rPr>
+                <w:sz w:val="28"/>
+                <w:szCs w:val="24"/>
+              </w:rPr>
+            </w:pPr>
+            <w:r>
+              <w:rPr>
+                <w:sz w:val="28"/>
+                <w:szCs w:val="24"/>
+              </w:rPr>
+              <w:t>7</w:t>
+            </w:r>
+          </w:p>
+        </w:tc>
+      </w:tr>
+      <w:tr>
+        <w:tc>
+          <w:tcPr>
+            <w:tcW w:w="9748" w:type="dxa"/>
+            <w:vAlign w:val="bottom"/>
+          </w:tcPr>
+          <w:p>
+            <w:pPr>
+              <w:tabs>
+                <w:tab w:val="left" w:pos="9498"/>
+              </w:tabs>
+              <w:autoSpaceDE w:val="0"/>
+              <w:autoSpaceDN w:val="0"/>
+              <w:adjustRightInd w:val="0"/>
+              <w:spacing w:line="360" w:lineRule="exact"/>
+              <w:ind w:left="426" w:right="-112" w:hanging="426"/>
+              <w:rPr>
+                <w:sz w:val="28"/>
+                <w:szCs w:val="24"/>
+              </w:rPr>
+            </w:pPr>
+            <w:r>
+              <w:rPr>
+                <w:sz w:val="28"/>
+                <w:szCs w:val="24"/>
+              </w:rPr>
+              <w:t>2.1.1 Логотип и сетка</w:t>
+            </w:r>
+            <w:r>
+              <w:rPr>
+                <w:sz w:val="28"/>
+                <w:szCs w:val="24"/>
+              </w:rPr>
+              <w:t>……………………………………………………</w:t>
+            </w:r>
+            <w:r>
+              <w:rPr>
+                <w:sz w:val="28"/>
+                <w:szCs w:val="24"/>
+              </w:rPr>
+              <w:t>……</w:t>
+            </w:r>
+            <w:r>
+              <w:rPr>
+                <w:sz w:val="28"/>
+                <w:szCs w:val="24"/>
+              </w:rPr>
+              <w:t>…</w:t>
+            </w:r>
+            <w:proofErr w:type="gramStart"/>
+            <w:r>
+              <w:rPr>
+                <w:sz w:val="28"/>
+                <w:szCs w:val="24"/>
+              </w:rPr>
+              <w:t>…….</w:t>
+            </w:r>
+            <w:proofErr w:type="gramEnd"/>
+          </w:p>
+        </w:tc>
+        <w:tc>
+          <w:tcPr>
+            <w:tcW w:w="992" w:type="dxa"/>
+            <w:vAlign w:val="bottom"/>
+          </w:tcPr>
+          <w:p>
+            <w:pPr>
+              <w:tabs>
+                <w:tab w:val="left" w:pos="9498"/>
+              </w:tabs>
+              <w:autoSpaceDE w:val="0"/>
+              <w:autoSpaceDN w:val="0"/>
+              <w:adjustRightInd w:val="0"/>
+              <w:spacing w:line="360" w:lineRule="exact"/>
+              <w:ind w:right="283" w:hanging="279"/>
+              <w:jc w:val="center"/>
+              <w:rPr>
+                <w:sz w:val="28"/>
+                <w:szCs w:val="24"/>
+              </w:rPr>
+            </w:pPr>
+            <w:r>
+              <w:rPr>
+                <w:sz w:val="28"/>
+                <w:szCs w:val="24"/>
+              </w:rPr>
+              <w:t>7</w:t>
+            </w:r>
+          </w:p>
+        </w:tc>
+      </w:tr>
+      <w:tr>
+        <w:tc>
+          <w:tcPr>
+            <w:tcW w:w="9748" w:type="dxa"/>
+            <w:vAlign w:val="bottom"/>
+          </w:tcPr>
+          <w:p>
+            <w:pPr>
+              <w:tabs>
+                <w:tab w:val="left" w:pos="9498"/>
+              </w:tabs>
+              <w:autoSpaceDE w:val="0"/>
+              <w:autoSpaceDN w:val="0"/>
+              <w:adjustRightInd w:val="0"/>
+              <w:spacing w:line="360" w:lineRule="exact"/>
+              <w:ind w:left="426" w:right="-112" w:hanging="426"/>
+              <w:rPr>
+                <w:sz w:val="28"/>
+                <w:szCs w:val="24"/>
+              </w:rPr>
+            </w:pPr>
+            <w:r>
+              <w:rPr>
+                <w:sz w:val="28"/>
+                <w:szCs w:val="24"/>
+              </w:rPr>
+              <w:t>2.1.2 Цветовая палитра…………………………………………………………</w:t>
+            </w:r>
+            <w:proofErr w:type="gramStart"/>
+            <w:r>
+              <w:rPr>
+                <w:sz w:val="28"/>
+                <w:szCs w:val="24"/>
+              </w:rPr>
+              <w:t>…….</w:t>
+            </w:r>
+            <w:proofErr w:type="gramEnd"/>
+            <w:r>
+              <w:rPr>
+                <w:sz w:val="28"/>
+                <w:szCs w:val="24"/>
+              </w:rPr>
+              <w:t>.</w:t>
+            </w:r>
+          </w:p>
+        </w:tc>
+        <w:tc>
+          <w:tcPr>
+            <w:tcW w:w="992" w:type="dxa"/>
+            <w:vAlign w:val="bottom"/>
+          </w:tcPr>
+          <w:p>
+            <w:pPr>
+              <w:tabs>
+                <w:tab w:val="left" w:pos="9498"/>
+              </w:tabs>
+              <w:autoSpaceDE w:val="0"/>
+              <w:autoSpaceDN w:val="0"/>
+              <w:adjustRightInd w:val="0"/>
+              <w:spacing w:line="360" w:lineRule="exact"/>
+              <w:ind w:right="283" w:hanging="279"/>
+              <w:jc w:val="center"/>
+              <w:rPr>
+                <w:sz w:val="28"/>
+                <w:szCs w:val="24"/>
+              </w:rPr>
+            </w:pPr>
+            <w:r>
+              <w:rPr>
+                <w:sz w:val="28"/>
+                <w:szCs w:val="24"/>
+              </w:rPr>
+              <w:t>7</w:t>
+            </w:r>
+            <w:r>
+              <w:rPr>
+                <w:sz w:val="28"/>
+                <w:szCs w:val="24"/>
+              </w:rPr>
+              <w:t xml:space="preserve"> </w:t>
+            </w:r>
+          </w:p>
+        </w:tc>
+      </w:tr>
+      <w:tr>
+        <w:tc>
+          <w:tcPr>
+            <w:tcW w:w="9748" w:type="dxa"/>
+            <w:vAlign w:val="bottom"/>
+          </w:tcPr>
+          <w:p>
+            <w:pPr>
+              <w:tabs>
+                <w:tab w:val="left" w:pos="9498"/>
+              </w:tabs>
+              <w:autoSpaceDE w:val="0"/>
+              <w:autoSpaceDN w:val="0"/>
+              <w:adjustRightInd w:val="0"/>
+              <w:spacing w:line="360" w:lineRule="exact"/>
+              <w:ind w:left="426" w:right="-112" w:hanging="426"/>
+              <w:rPr>
+                <w:sz w:val="28"/>
+                <w:szCs w:val="24"/>
+              </w:rPr>
+            </w:pPr>
+            <w:r>
+              <w:rPr>
+                <w:sz w:val="28"/>
+                <w:szCs w:val="24"/>
+              </w:rPr>
+              <w:t>2.1.3 Типографика</w:t>
+            </w:r>
+            <w:r>
+              <w:rPr>
+                <w:sz w:val="28"/>
+                <w:szCs w:val="24"/>
+              </w:rPr>
+              <w:t>……………………………………………………………………..</w:t>
+            </w:r>
+          </w:p>
+        </w:tc>
+        <w:tc>
+          <w:tcPr>
+            <w:tcW w:w="992" w:type="dxa"/>
+            <w:vAlign w:val="bottom"/>
+          </w:tcPr>
+          <w:p>
+            <w:pPr>
+              <w:tabs>
+                <w:tab w:val="left" w:pos="9498"/>
+              </w:tabs>
+              <w:autoSpaceDE w:val="0"/>
+              <w:autoSpaceDN w:val="0"/>
+              <w:adjustRightInd w:val="0"/>
+              <w:spacing w:line="360" w:lineRule="exact"/>
+              <w:ind w:right="283" w:hanging="279"/>
+              <w:jc w:val="center"/>
+              <w:rPr>
+                <w:sz w:val="28"/>
+                <w:szCs w:val="24"/>
+              </w:rPr>
+            </w:pPr>
+            <w:r>
+              <w:rPr>
+                <w:sz w:val="28"/>
+                <w:szCs w:val="24"/>
+              </w:rPr>
+              <w:t>8</w:t>
+            </w:r>
+            <w:r>
+              <w:rPr>
+                <w:sz w:val="28"/>
+                <w:szCs w:val="24"/>
+              </w:rPr>
+              <w:t xml:space="preserve"> </w:t>
+            </w:r>
+          </w:p>
+        </w:tc>
+      </w:tr>
+      <w:tr>
+        <w:tc>
+          <w:tcPr>
+            <w:tcW w:w="9748" w:type="dxa"/>
+            <w:vAlign w:val="bottom"/>
+          </w:tcPr>
+          <w:p>
+            <w:pPr>
+              <w:tabs>
+                <w:tab w:val="left" w:pos="9498"/>
+              </w:tabs>
+              <w:autoSpaceDE w:val="0"/>
+              <w:autoSpaceDN w:val="0"/>
+              <w:adjustRightInd w:val="0"/>
+              <w:spacing w:line="360" w:lineRule="exact"/>
+              <w:ind w:left="426" w:right="-112" w:hanging="426"/>
+              <w:rPr>
+                <w:sz w:val="28"/>
+                <w:szCs w:val="24"/>
+              </w:rPr>
+            </w:pPr>
+            <w:r>
+              <w:rPr>
+                <w:sz w:val="28"/>
+                <w:szCs w:val="24"/>
+              </w:rPr>
+              <w:t>2.1.</w:t>
+            </w:r>
+            <w:r>
+              <w:rPr>
+                <w:sz w:val="28"/>
+                <w:szCs w:val="24"/>
+              </w:rPr>
+              <w:t>4</w:t>
+            </w:r>
+            <w:r>
+              <w:rPr>
+                <w:sz w:val="28"/>
+                <w:szCs w:val="24"/>
+              </w:rPr>
+              <w:t xml:space="preserve"> </w:t>
+            </w:r>
+            <w:r>
+              <w:rPr>
+                <w:sz w:val="28"/>
+                <w:szCs w:val="24"/>
+              </w:rPr>
+              <w:t>Навигация, меню………………………………………………………………...</w:t>
+            </w:r>
+          </w:p>
+        </w:tc>
+        <w:tc>
+          <w:tcPr>
+            <w:tcW w:w="992" w:type="dxa"/>
+            <w:vAlign w:val="bottom"/>
+          </w:tcPr>
+          <w:p>
+            <w:pPr>
+              <w:tabs>
+                <w:tab w:val="left" w:pos="9498"/>
+              </w:tabs>
+              <w:autoSpaceDE w:val="0"/>
+              <w:autoSpaceDN w:val="0"/>
+              <w:adjustRightInd w:val="0"/>
+              <w:spacing w:line="360" w:lineRule="exact"/>
+              <w:ind w:right="283" w:hanging="279"/>
+              <w:jc w:val="center"/>
+              <w:rPr>
+                <w:sz w:val="28"/>
+                <w:szCs w:val="24"/>
+              </w:rPr>
+            </w:pPr>
+            <w:r>
+              <w:rPr>
+                <w:sz w:val="28"/>
+                <w:szCs w:val="24"/>
+              </w:rPr>
               <w:t>8</w:t>
             </w:r>
           </w:p>
@@ -478,28 +899,35 @@
                 <w:sz w:val="28"/>
                 <w:szCs w:val="24"/>
               </w:rPr>
-              <w:t>2.1 Гайд по стилю</w:t>
+              <w:t xml:space="preserve">2.1.5 </w:t>
             </w:r>
             <w:r>
               <w:rPr>
                 <w:sz w:val="28"/>
                 <w:szCs w:val="24"/>
               </w:rPr>
-              <w:t>………………………………………………………….........</w:t>
+              <w:t>Иконки</w:t>
             </w:r>
             <w:r>
               <w:rPr>
                 <w:sz w:val="28"/>
                 <w:szCs w:val="24"/>
               </w:rPr>
-              <w:t>.....</w:t>
+              <w:t>………</w:t>
             </w:r>
             <w:r>
               <w:rPr>
                 <w:sz w:val="28"/>
                 <w:szCs w:val="24"/>
               </w:rPr>
-              <w:t>...</w:t>
+              <w:t>…………</w:t>
+            </w:r>
+            <w:r>
+              <w:rPr>
+                <w:sz w:val="28"/>
+                <w:szCs w:val="24"/>
+              </w:rPr>
+              <w:t>………………………………………………………..</w:t>
             </w:r>
             <w:r>
               <w:rPr>
@@ -513,7 +941,7 @@
         <w:tc>
           <w:tcPr>
             <w:tcW w:w="992" w:type="dxa"/>
-            <w:vAlign w:val="center"/>
+            <w:vAlign w:val="bottom"/>
           </w:tcPr>
           <w:p>
             <w:pPr>
@@ -536,7 +964,7 @@
                 <w:sz w:val="28"/>
                 <w:szCs w:val="24"/>
               </w:rPr>
-              <w:t>8</w:t>
+              <w:t>9</w:t>
             </w:r>
           </w:p>
         </w:tc>
@@ -567,15 +995,23 @@
                 <w:sz w:val="28"/>
                 <w:szCs w:val="24"/>
               </w:rPr>
-              <w:t>2.1.1 Логотип и сетка</w:t>
+              <w:t xml:space="preserve">2.1.6 </w:t>
             </w:r>
             <w:r>
               <w:rPr>
                 <w:sz w:val="28"/>
                 <w:szCs w:val="24"/>
               </w:rPr>
-              <w:t>……………………………………………………</w:t>
+              <w:t>Кнопки и поля ввода</w:t>
             </w:r>
+            <w:r>
+              <w:rPr>
+                <w:sz w:val="28"/>
+                <w:szCs w:val="24"/>
+              </w:rPr>
+              <w:t>………………………………………………………</w:t>
+            </w:r>
+            <w:proofErr w:type="gramStart"/>
             <w:r>
               <w:rPr>
                 <w:sz w:val="28"/>
@@ -588,15 +1024,7 @@
                 <w:sz w:val="28"/>
                 <w:szCs w:val="24"/>
               </w:rPr>
-              <w:t>…</w:t>
-            </w:r>
-            <w:proofErr w:type="gramStart"/>
-            <w:r>
-              <w:rPr>
-                <w:sz w:val="28"/>
-                <w:szCs w:val="24"/>
-              </w:rPr>
-              <w:t>…….</w:t>
+              <w:t>.</w:t>
             </w:r>
             <w:proofErr w:type="gramEnd"/>
           </w:p>
@@ -627,84 +1055,7 @@
                 <w:sz w:val="28"/>
                 <w:szCs w:val="24"/>
               </w:rPr>
-              <w:t>8</w:t>
-            </w:r>
-          </w:p>
-        </w:tc>
-      </w:tr>
-      <w:tr>
-        <w:tc>
-          <w:tcPr>
-            <w:tcW w:w="9748" w:type="dxa"/>
-            <w:vAlign w:val="bottom"/>
-          </w:tcPr>
-          <w:p>
-            <w:pPr>
-              <w:tabs>
-                <w:tab w:val="left" w:pos="9498"/>
-              </w:tabs>
-              <w:autoSpaceDE w:val="0"/>
-              <w:autoSpaceDN w:val="0"/>
-              <w:adjustRightInd w:val="0"/>
-              <w:spacing w:line="360" w:lineRule="exact"/>
-              <w:ind w:left="426" w:right="-112" w:hanging="426"/>
-              <w:rPr>
-                <w:sz w:val="28"/>
-                <w:szCs w:val="24"/>
-              </w:rPr>
-            </w:pPr>
-            <w:r>
-              <w:rPr>
-                <w:sz w:val="28"/>
-                <w:szCs w:val="24"/>
-              </w:rPr>
-              <w:t>2.1.2 Цветовая палитра…………………………………………………………</w:t>
-            </w:r>
-            <w:proofErr w:type="gramStart"/>
-            <w:r>
-              <w:rPr>
-                <w:sz w:val="28"/>
-                <w:szCs w:val="24"/>
-              </w:rPr>
-              <w:t>…….</w:t>
-            </w:r>
-            <w:proofErr w:type="gramEnd"/>
-            <w:r>
-              <w:rPr>
-                <w:sz w:val="28"/>
-                <w:szCs w:val="24"/>
-              </w:rPr>
-              <w:t>.</w:t>
-            </w:r>
-          </w:p>
-        </w:tc>
-        <w:tc>
-          <w:tcPr>
-            <w:tcW w:w="992" w:type="dxa"/>
-            <w:vAlign w:val="bottom"/>
-          </w:tcPr>
-          <w:p>
-            <w:pPr>
-              <w:tabs>
-                <w:tab w:val="left" w:pos="9498"/>
-              </w:tabs>
-              <w:autoSpaceDE w:val="0"/>
-              <w:autoSpaceDN w:val="0"/>
-              <w:adjustRightInd w:val="0"/>
-              <w:spacing w:line="360" w:lineRule="exact"/>
-              <w:ind w:right="283" w:hanging="279"/>
-              <w:jc w:val="center"/>
-              <w:rPr>
-                <w:sz w:val="28"/>
-                <w:szCs w:val="24"/>
-              </w:rPr>
-            </w:pPr>
-            <w:r>
-              <w:rPr>
-                <w:sz w:val="28"/>
-                <w:szCs w:val="24"/>
-              </w:rPr>
-              <w:t>8</w:t>
+              <w:t>9</w:t>
             </w:r>
             <w:r>
               <w:rPr>
@@ -742,14 +1093,37 @@
                 <w:sz w:val="28"/>
                 <w:szCs w:val="24"/>
               </w:rPr>
-              <w:t>2.1.3 Типографика</w:t>
+              <w:t>2.1.6 Компоненты……………………………………………………</w:t>
             </w:r>
             <w:r>
               <w:rPr>
                 <w:sz w:val="28"/>
                 <w:szCs w:val="24"/>
               </w:rPr>
-              <w:t>……………………………………………………………………..</w:t>
+              <w:t>………</w:t>
+            </w:r>
+            <w:r>
+              <w:rPr>
+                <w:sz w:val="28"/>
+                <w:szCs w:val="24"/>
+              </w:rPr>
+              <w:t>…</w:t>
+            </w:r>
+            <w:proofErr w:type="gramStart"/>
+            <w:r>
+              <w:rPr>
+                <w:sz w:val="28"/>
+                <w:szCs w:val="24"/>
+              </w:rPr>
+              <w:t>…….</w:t>
+            </w:r>
+            <w:proofErr w:type="gramEnd"/>
+            <w:r>
+              <w:rPr>
+                <w:sz w:val="28"/>
+                <w:szCs w:val="24"/>
+              </w:rPr>
+              <w:t>.</w:t>
             </w:r>
           </w:p>
         </w:tc>
@@ -779,7 +1153,14 @@
                 <w:sz w:val="28"/>
                 <w:szCs w:val="24"/>
               </w:rPr>
-              <w:t>9</w:t>
+              <w:t>1</w:t>
+            </w:r>
+            <w:r>
+              <w:rPr>
+                <w:sz w:val="28"/>
+                <w:szCs w:val="24"/>
+              </w:rPr>
+              <w:t>0</w:t>
             </w:r>
             <w:r>
               <w:rPr>
@@ -817,387 +1198,6 @@
                 <w:sz w:val="28"/>
                 <w:szCs w:val="24"/>
               </w:rPr>
-              <w:t>2.1.</w:t>
-            </w:r>
-            <w:r>
-              <w:rPr>
-                <w:sz w:val="28"/>
-                <w:szCs w:val="24"/>
-              </w:rPr>
-              <w:t>4</w:t>
-            </w:r>
-            <w:r>
-              <w:rPr>
-                <w:sz w:val="28"/>
-                <w:szCs w:val="24"/>
-              </w:rPr>
-              <w:t xml:space="preserve"> </w:t>
-            </w:r>
-            <w:r>
-              <w:rPr>
-                <w:sz w:val="28"/>
-                <w:szCs w:val="24"/>
-              </w:rPr>
-              <w:t>Навигация, меню………………………………………………………………...</w:t>
-            </w:r>
-          </w:p>
-        </w:tc>
-        <w:tc>
-          <w:tcPr>
-            <w:tcW w:w="992" w:type="dxa"/>
-            <w:vAlign w:val="bottom"/>
-          </w:tcPr>
-          <w:p>
-            <w:pPr>
-              <w:tabs>
-                <w:tab w:val="left" w:pos="9498"/>
-              </w:tabs>
-              <w:autoSpaceDE w:val="0"/>
-              <w:autoSpaceDN w:val="0"/>
-              <w:adjustRightInd w:val="0"/>
-              <w:spacing w:line="360" w:lineRule="exact"/>
-              <w:ind w:right="283" w:hanging="279"/>
-              <w:jc w:val="center"/>
-              <w:rPr>
-                <w:sz w:val="28"/>
-                <w:szCs w:val="24"/>
-              </w:rPr>
-            </w:pPr>
-            <w:r>
-              <w:rPr>
-                <w:sz w:val="28"/>
-                <w:szCs w:val="24"/>
-              </w:rPr>
-              <w:t>9</w:t>
-            </w:r>
-          </w:p>
-        </w:tc>
-      </w:tr>
-      <w:tr>
-        <w:tc>
-          <w:tcPr>
-            <w:tcW w:w="9748" w:type="dxa"/>
-            <w:vAlign w:val="bottom"/>
-          </w:tcPr>
-          <w:p>
-            <w:pPr>
-              <w:tabs>
-                <w:tab w:val="left" w:pos="9498"/>
-              </w:tabs>
-              <w:autoSpaceDE w:val="0"/>
-              <w:autoSpaceDN w:val="0"/>
-              <w:adjustRightInd w:val="0"/>
-              <w:spacing w:line="360" w:lineRule="exact"/>
-              <w:ind w:left="426" w:right="-112" w:hanging="426"/>
-              <w:rPr>
-                <w:sz w:val="28"/>
-                <w:szCs w:val="24"/>
-              </w:rPr>
-            </w:pPr>
-            <w:r>
-              <w:rPr>
-                <w:sz w:val="28"/>
-                <w:szCs w:val="24"/>
-              </w:rPr>
-              <w:t xml:space="preserve">2.1.5 </w:t>
-            </w:r>
-            <w:r>
-              <w:rPr>
-                <w:sz w:val="28"/>
-                <w:szCs w:val="24"/>
-              </w:rPr>
-              <w:t>Иконки</w:t>
-            </w:r>
-            <w:r>
-              <w:rPr>
-                <w:sz w:val="28"/>
-                <w:szCs w:val="24"/>
-              </w:rPr>
-              <w:t>………</w:t>
-            </w:r>
-            <w:r>
-              <w:rPr>
-                <w:sz w:val="28"/>
-                <w:szCs w:val="24"/>
-              </w:rPr>
-              <w:t>…………</w:t>
-            </w:r>
-            <w:r>
-              <w:rPr>
-                <w:sz w:val="28"/>
-                <w:szCs w:val="24"/>
-              </w:rPr>
-              <w:t>………………………………………………………..</w:t>
-            </w:r>
-            <w:r>
-              <w:rPr>
-                <w:sz w:val="28"/>
-                <w:szCs w:val="24"/>
-              </w:rPr>
-              <w:t>.</w:t>
-            </w:r>
-          </w:p>
-        </w:tc>
-        <w:tc>
-          <w:tcPr>
-            <w:tcW w:w="992" w:type="dxa"/>
-            <w:vAlign w:val="bottom"/>
-          </w:tcPr>
-          <w:p>
-            <w:pPr>
-              <w:tabs>
-                <w:tab w:val="left" w:pos="9498"/>
-              </w:tabs>
-              <w:autoSpaceDE w:val="0"/>
-              <w:autoSpaceDN w:val="0"/>
-              <w:adjustRightInd w:val="0"/>
-              <w:spacing w:line="360" w:lineRule="exact"/>
-              <w:ind w:right="283" w:hanging="279"/>
-              <w:jc w:val="center"/>
-              <w:rPr>
-                <w:sz w:val="28"/>
-                <w:szCs w:val="24"/>
-              </w:rPr>
-            </w:pPr>
-            <w:r>
-              <w:rPr>
-                <w:sz w:val="28"/>
-                <w:szCs w:val="24"/>
-              </w:rPr>
-              <w:t>10</w:t>
-            </w:r>
-          </w:p>
-        </w:tc>
-      </w:tr>
-      <w:tr>
-        <w:tc>
-          <w:tcPr>
-            <w:tcW w:w="9748" w:type="dxa"/>
-            <w:vAlign w:val="bottom"/>
-          </w:tcPr>
-          <w:p>
-            <w:pPr>
-              <w:tabs>
-                <w:tab w:val="left" w:pos="9498"/>
-              </w:tabs>
-              <w:autoSpaceDE w:val="0"/>
-              <w:autoSpaceDN w:val="0"/>
-              <w:adjustRightInd w:val="0"/>
-              <w:spacing w:line="360" w:lineRule="exact"/>
-              <w:ind w:left="426" w:right="-112" w:hanging="426"/>
-              <w:rPr>
-                <w:sz w:val="28"/>
-                <w:szCs w:val="24"/>
-              </w:rPr>
-            </w:pPr>
-            <w:r>
-              <w:rPr>
-                <w:sz w:val="28"/>
-                <w:szCs w:val="24"/>
-              </w:rPr>
-              <w:t xml:space="preserve">2.1.6 </w:t>
-            </w:r>
-            <w:r>
-              <w:rPr>
-                <w:sz w:val="28"/>
-                <w:szCs w:val="24"/>
-              </w:rPr>
-              <w:t>Кнопки и поля ввода</w:t>
-            </w:r>
-            <w:r>
-              <w:rPr>
-                <w:sz w:val="28"/>
-                <w:szCs w:val="24"/>
-              </w:rPr>
-              <w:t>………………………………………………………</w:t>
-            </w:r>
-            <w:proofErr w:type="gramStart"/>
-            <w:r>
-              <w:rPr>
-                <w:sz w:val="28"/>
-                <w:szCs w:val="24"/>
-              </w:rPr>
-              <w:t>……</w:t>
-            </w:r>
-            <w:r>
-              <w:rPr>
-                <w:sz w:val="28"/>
-                <w:szCs w:val="24"/>
-              </w:rPr>
-              <w:t>.</w:t>
-            </w:r>
-            <w:proofErr w:type="gramEnd"/>
-          </w:p>
-        </w:tc>
-        <w:tc>
-          <w:tcPr>
-            <w:tcW w:w="992" w:type="dxa"/>
-            <w:vAlign w:val="bottom"/>
-          </w:tcPr>
-          <w:p>
-            <w:pPr>
-              <w:tabs>
-                <w:tab w:val="left" w:pos="9498"/>
-              </w:tabs>
-              <w:autoSpaceDE w:val="0"/>
-              <w:autoSpaceDN w:val="0"/>
-              <w:adjustRightInd w:val="0"/>
-              <w:spacing w:line="360" w:lineRule="exact"/>
-              <w:ind w:right="283" w:hanging="279"/>
-              <w:jc w:val="center"/>
-              <w:rPr>
-                <w:sz w:val="28"/>
-                <w:szCs w:val="24"/>
-              </w:rPr>
-            </w:pPr>
-            <w:r>
-              <w:rPr>
-                <w:sz w:val="28"/>
-                <w:szCs w:val="24"/>
-              </w:rPr>
-              <w:t>10</w:t>
-            </w:r>
-            <w:r>
-              <w:rPr>
-                <w:sz w:val="28"/>
-                <w:szCs w:val="24"/>
-              </w:rPr>
-              <w:t xml:space="preserve"> </w:t>
-            </w:r>
-          </w:p>
-        </w:tc>
-      </w:tr>
-      <w:tr>
-        <w:tc>
-          <w:tcPr>
-            <w:tcW w:w="9748" w:type="dxa"/>
-            <w:vAlign w:val="bottom"/>
-          </w:tcPr>
-          <w:p>
-            <w:pPr>
-              <w:tabs>
-                <w:tab w:val="left" w:pos="9498"/>
-              </w:tabs>
-              <w:autoSpaceDE w:val="0"/>
-              <w:autoSpaceDN w:val="0"/>
-              <w:adjustRightInd w:val="0"/>
-              <w:spacing w:line="360" w:lineRule="exact"/>
-              <w:ind w:left="426" w:right="-112" w:hanging="426"/>
-              <w:rPr>
-                <w:sz w:val="28"/>
-                <w:szCs w:val="24"/>
-              </w:rPr>
-            </w:pPr>
-            <w:r>
-              <w:rPr>
-                <w:sz w:val="28"/>
-                <w:szCs w:val="24"/>
-              </w:rPr>
-              <w:t>2.1.6 Компоненты……………………………………………………</w:t>
-            </w:r>
-            <w:r>
-              <w:rPr>
-                <w:sz w:val="28"/>
-                <w:szCs w:val="24"/>
-              </w:rPr>
-              <w:t>………</w:t>
-            </w:r>
-            <w:r>
-              <w:rPr>
-                <w:sz w:val="28"/>
-                <w:szCs w:val="24"/>
-              </w:rPr>
-              <w:t>…</w:t>
-            </w:r>
-            <w:proofErr w:type="gramStart"/>
-            <w:r>
-              <w:rPr>
-                <w:sz w:val="28"/>
-                <w:szCs w:val="24"/>
-              </w:rPr>
-              <w:t>…….</w:t>
-            </w:r>
-            <w:proofErr w:type="gramEnd"/>
-            <w:r>
-              <w:rPr>
-                <w:sz w:val="28"/>
-                <w:szCs w:val="24"/>
-              </w:rPr>
-              <w:t>.</w:t>
-            </w:r>
-          </w:p>
-        </w:tc>
-        <w:tc>
-          <w:tcPr>
-            <w:tcW w:w="992" w:type="dxa"/>
-            <w:vAlign w:val="bottom"/>
-          </w:tcPr>
-          <w:p>
-            <w:pPr>
-              <w:tabs>
-                <w:tab w:val="left" w:pos="9498"/>
-              </w:tabs>
-              <w:autoSpaceDE w:val="0"/>
-              <w:autoSpaceDN w:val="0"/>
-              <w:adjustRightInd w:val="0"/>
-              <w:spacing w:line="360" w:lineRule="exact"/>
-              <w:ind w:right="283" w:hanging="279"/>
-              <w:jc w:val="center"/>
-              <w:rPr>
-                <w:sz w:val="28"/>
-                <w:szCs w:val="24"/>
-              </w:rPr>
-            </w:pPr>
-            <w:r>
-              <w:rPr>
-                <w:sz w:val="28"/>
-                <w:szCs w:val="24"/>
-              </w:rPr>
-              <w:t>1</w:t>
-            </w:r>
-            <w:r>
-              <w:rPr>
-                <w:sz w:val="28"/>
-                <w:szCs w:val="24"/>
-              </w:rPr>
-              <w:t>1</w:t>
-            </w:r>
-            <w:r>
-              <w:rPr>
-                <w:sz w:val="28"/>
-                <w:szCs w:val="24"/>
-              </w:rPr>
-              <w:t xml:space="preserve"> </w:t>
-            </w:r>
-          </w:p>
-        </w:tc>
-      </w:tr>
-      <w:tr>
-        <w:tc>
-          <w:tcPr>
-            <w:tcW w:w="9748" w:type="dxa"/>
-            <w:vAlign w:val="bottom"/>
-          </w:tcPr>
-          <w:p>
-            <w:pPr>
-              <w:tabs>
-                <w:tab w:val="left" w:pos="9498"/>
-              </w:tabs>
-              <w:autoSpaceDE w:val="0"/>
-              <w:autoSpaceDN w:val="0"/>
-              <w:adjustRightInd w:val="0"/>
-              <w:spacing w:line="360" w:lineRule="exact"/>
-              <w:ind w:left="426" w:right="-112" w:hanging="426"/>
-              <w:rPr>
-                <w:sz w:val="28"/>
-                <w:szCs w:val="24"/>
-              </w:rPr>
-            </w:pPr>
-            <w:r>
-              <w:rPr>
-                <w:sz w:val="28"/>
-                <w:szCs w:val="24"/>
-              </w:rPr>
               <w:t>3 Реализация</w:t>
             </w:r>
             <w:r>
@@ -1263,7 +1263,7 @@
                 <w:sz w:val="28"/>
                 <w:szCs w:val="24"/>
               </w:rPr>
-              <w:t>5</w:t>
+              <w:t>4</w:t>
             </w:r>
           </w:p>
         </w:tc>
@@ -1376,7 +1376,7 @@
                 <w:sz w:val="28"/>
                 <w:szCs w:val="24"/>
               </w:rPr>
-              <w:t>5</w:t>
+              <w:t>4</w:t>
             </w:r>
           </w:p>
         </w:tc>
@@ -1527,7 +1527,7 @@
                 <w:sz w:val="28"/>
                 <w:szCs w:val="24"/>
               </w:rPr>
-              <w:t>7</w:t>
+              <w:t>6</w:t>
             </w:r>
             <w:r>
               <w:rPr>
@@ -1641,7 +1641,7 @@
                 <w:sz w:val="28"/>
                 <w:szCs w:val="24"/>
               </w:rPr>
-              <w:t>9</w:t>
+              <w:t>8</w:t>
             </w:r>
           </w:p>
         </w:tc>
@@ -1709,14 +1709,7 @@
                 <w:sz w:val="28"/>
                 <w:szCs w:val="24"/>
               </w:rPr>
-              <w:t>2</w:t>
-            </w:r>
-            <w:r>
-              <w:rPr>
-                <w:sz w:val="28"/>
-                <w:szCs w:val="24"/>
-              </w:rPr>
-              <w:t>0</w:t>
+              <w:t>19</w:t>
             </w:r>
           </w:p>
         </w:tc>
@@ -1800,7 +1793,7 @@
                 <w:sz w:val="28"/>
                 <w:szCs w:val="24"/>
               </w:rPr>
-              <w:t>3</w:t>
+              <w:t>2</w:t>
             </w:r>
           </w:p>
         </w:tc>
@@ -1884,7 +1877,7 @@
                 <w:sz w:val="28"/>
                 <w:szCs w:val="24"/>
               </w:rPr>
-              <w:t>3</w:t>
+              <w:t>2</w:t>
             </w:r>
           </w:p>
         </w:tc>
@@ -1968,7 +1961,7 @@
                 <w:sz w:val="28"/>
                 <w:szCs w:val="24"/>
               </w:rPr>
-              <w:t>5</w:t>
+              <w:t>4</w:t>
             </w:r>
           </w:p>
         </w:tc>
@@ -2043,7 +2036,7 @@
                 <w:sz w:val="28"/>
                 <w:szCs w:val="24"/>
               </w:rPr>
-              <w:t>6</w:t>
+              <w:t>5</w:t>
             </w:r>
           </w:p>
         </w:tc>
@@ -7561,7 +7554,7 @@
                               <w:sz w:val="24"/>
                               <w:szCs w:val="24"/>
                             </w:rPr>
-                            <w:t>6</w:t>
+                            <w:t>5</w:t>
                           </w:r>
                         </w:p>
                       </w:txbxContent>
@@ -7583,7 +7576,11 @@
         </mc:Choice>
         <mc:Fallback>
           <w:pict>
-            <v:shape w14:anchorId="4259C216" id="Text Box 92" o:spid="_x0000_s1051" type="#_x0000_t202" style="position:absolute;margin-left:440.2pt;margin-top:-27.2pt;width:49.8pt;height:13.65pt;z-index:251683840;visibility:visible;mso-wrap-style:square;mso-width-percent:0;mso-height-percent:0;mso-wrap-distance-left:9pt;mso-wrap-distance-top:0;mso-wrap-distance-right:9pt;mso-wrap-distance-bottom:0;mso-position-horizontal:absolute;mso-position-horizontal-relative:text;mso-position-vertical:absolute;mso-position-vertical-relative:text;mso-width-percent:0;mso-height-percent:0;mso-width-relative:page;mso-height-relative:page;v-text-anchor:top" o:gfxdata="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" filled="f" stroked="f">
+            <v:shapetype w14:anchorId="4259C216" id="_x0000_t202" coordsize="21600,21600" o:spt="202" path="m,l,21600r21600,l21600,xe">
+              <v:stroke joinstyle="miter"/>
+              <v:path gradientshapeok="t" o:connecttype="rect"/>
+            </v:shapetype>
+            <v:shape id="Text Box 92" o:spid="_x0000_s1051" type="#_x0000_t202" style="position:absolute;margin-left:440.2pt;margin-top:-27.2pt;width:49.8pt;height:13.65pt;z-index:251683840;visibility:visible;mso-wrap-style:square;mso-width-percent:0;mso-height-percent:0;mso-wrap-distance-left:9pt;mso-wrap-distance-top:0;mso-wrap-distance-right:9pt;mso-wrap-distance-bottom:0;mso-position-horizontal:absolute;mso-position-horizontal-relative:text;mso-position-vertical:absolute;mso-position-vertical-relative:text;mso-width-percent:0;mso-height-percent:0;mso-width-relative:page;mso-height-relative:page;v-text-anchor:top" o:gfxdata="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" filled="f" stroked="f">
               <v:textbox inset="0,0,0,0">
                 <w:txbxContent>
                   <w:p>
@@ -7610,7 +7607,7 @@
                         <w:sz w:val="24"/>
                         <w:szCs w:val="24"/>
                       </w:rPr>
-                      <w:t>6</w:t>
+                      <w:t>5</w:t>
                     </w:r>
                   </w:p>
                 </w:txbxContent>
